--- a/Pres+report/build/reference.docx
+++ b/Pres+report/build/reference.docx
@@ -276,7 +276,7 @@
         <w:sz w:val="16"/>
       </w:rPr>
       <w:fldChar w:fldCharType="begin"/>
-      <w:instrText xml:space="preserve"> NUMPAGES </w:instrText>
+      <w:instrText xml:space="preserve"> SECTIONPAGES </w:instrText>
       <w:fldChar w:fldCharType="separate"/>
       <w:t>1</w:t>
       <w:fldChar w:fldCharType="end"/>

--- a/Pres+report/build/reference.docx
+++ b/Pres+report/build/reference.docx
@@ -1490,6 +1490,9 @@
     <w:link w:val="VerbatimChar"/>
     <w:pPr>
       <w:wordWrap w:val="off"/>
+      <w:spacing w:before="0" w:after="0" w:line="240" w:lineRule="auto"/>
+      <w:contextualSpacing/>
+      <w:jc w:val="left"/>
     </w:pPr>
   </w:style>
   <w:style w:type="character" w:customStyle="1" w:styleId="KeywordTok">
